--- a/docs/content/regression/regression_analysis_report.docx
+++ b/docs/content/regression/regression_analysis_report.docx
@@ -31,7 +31,7 @@
         <w:pStyle w:val="Date"/>
       </w:pPr>
       <w:r>
-        <w:t xml:space="preserve">2026-09-04</w:t>
+        <w:t xml:space="preserve">2026-09-08</w:t>
       </w:r>
     </w:p>
     <w:sdt>

--- a/docs/content/regression/regression_analysis_report.docx
+++ b/docs/content/regression/regression_analysis_report.docx
@@ -31,7 +31,7 @@
         <w:pStyle w:val="Date"/>
       </w:pPr>
       <w:r>
-        <w:t xml:space="preserve">2026-09-08</w:t>
+        <w:t xml:space="preserve">2026-09-10</w:t>
       </w:r>
     </w:p>
     <w:sdt>

--- a/docs/content/regression/regression_analysis_report.docx
+++ b/docs/content/regression/regression_analysis_report.docx
@@ -31,7 +31,7 @@
         <w:pStyle w:val="Date"/>
       </w:pPr>
       <w:r>
-        <w:t xml:space="preserve">2026-09-10</w:t>
+        <w:t xml:space="preserve">2026-09-14</w:t>
       </w:r>
     </w:p>
     <w:sdt>

--- a/docs/content/regression/regression_analysis_report.docx
+++ b/docs/content/regression/regression_analysis_report.docx
@@ -2644,7 +2644,6 @@
         <w:bottom w:color="FF0000" w:space="1" w:sz="8" w:val="single"/>
         <w:right w:color="FF0000" w:space="4" w:sz="8" w:val="single"/>
       </w:pBdr>
-      <w:shd w:color="auto" w:fill="auto" w:val="pct15"/>
       <w:spacing w:after="120" w:before="120"/>
       <w:ind w:left="432" w:right="432"/>
     </w:pPr>
@@ -2665,7 +2664,6 @@
         <w:bottom w:color="auto" w:space="1" w:sz="8" w:val="single"/>
         <w:right w:color="auto" w:space="4" w:sz="8" w:val="single"/>
       </w:pBdr>
-      <w:shd w:color="auto" w:fill="auto" w:val="pct15"/>
       <w:spacing w:after="240" w:before="240"/>
       <w:ind w:left="432" w:right="432"/>
     </w:pPr>
@@ -2680,7 +2678,6 @@
     <w:qFormat/>
     <w:rsid w:val="00771E03"/>
     <w:pPr>
-      <w:shd w:color="auto" w:fill="auto" w:val="pct15"/>
       <w:spacing w:after="240" w:before="240"/>
       <w:ind w:left="432" w:right="432"/>
     </w:pPr>

--- a/docs/content/regression/regression_analysis_report.docx
+++ b/docs/content/regression/regression_analysis_report.docx
@@ -31,7 +31,7 @@
         <w:pStyle w:val="Date"/>
       </w:pPr>
       <w:r>
-        <w:t xml:space="preserve">2026-09-14</w:t>
+        <w:t xml:space="preserve">2026-09-21</w:t>
       </w:r>
     </w:p>
     <w:sdt>

--- a/docs/content/regression/regression_analysis_report.docx
+++ b/docs/content/regression/regression_analysis_report.docx
@@ -31,7 +31,7 @@
         <w:pStyle w:val="Date"/>
       </w:pPr>
       <w:r>
-        <w:t xml:space="preserve">2026-09-21</w:t>
+        <w:t xml:space="preserve">2026-09-22</w:t>
       </w:r>
     </w:p>
     <w:sdt>

--- a/docs/content/regression/regression_analysis_report.docx
+++ b/docs/content/regression/regression_analysis_report.docx
@@ -31,7 +31,7 @@
         <w:pStyle w:val="Date"/>
       </w:pPr>
       <w:r>
-        <w:t xml:space="preserve">2026-09-22</w:t>
+        <w:t xml:space="preserve">2026-09-23</w:t>
       </w:r>
     </w:p>
     <w:sdt>

--- a/docs/content/regression/regression_analysis_report.docx
+++ b/docs/content/regression/regression_analysis_report.docx
@@ -2727,6 +2727,252 @@
       <w:spacing w:after="100"/>
     </w:pPr>
   </w:style>
+  <w:style w:styleId="BodyText" w:type="paragraph">
+    <w:name w:val="Body Text"/>
+    <w:basedOn w:val="Normal"/>
+    <w:link w:val="BodyTextChar"/>
+    <w:qFormat/>
+    <w:pPr>
+      <w:spacing w:after="180" w:before="180"/>
+    </w:pPr>
+  </w:style>
+  <w:style w:customStyle="1" w:styleId="FirstParagraph" w:type="paragraph">
+    <w:name w:val="First Paragraph"/>
+    <w:basedOn w:val="BodyText"/>
+    <w:next w:val="BodyText"/>
+    <w:qFormat/>
+  </w:style>
+  <w:style w:customStyle="1" w:styleId="Compact" w:type="paragraph">
+    <w:name w:val="Compact"/>
+    <w:basedOn w:val="BodyText"/>
+    <w:qFormat/>
+    <w:pPr>
+      <w:spacing w:after="36" w:before="36"/>
+    </w:pPr>
+  </w:style>
+  <w:style w:customStyle="1" w:styleId="Author" w:type="paragraph">
+    <w:name w:val="Author"/>
+    <w:basedOn w:val="Title"/>
+    <w:next w:val="BodyText"/>
+    <w:qFormat/>
+    <w:pPr>
+      <w:keepNext/>
+      <w:keepLines/>
+    </w:pPr>
+    <w:rPr>
+      <w:sz w:val="24"/>
+      <w:szCs w:val="24"/>
+    </w:rPr>
+  </w:style>
+  <w:style w:styleId="Date" w:type="paragraph">
+    <w:name w:val="Date"/>
+    <w:basedOn w:val="Title"/>
+    <w:next w:val="BodyText"/>
+    <w:qFormat/>
+    <w:pPr>
+      <w:keepNext/>
+      <w:keepLines/>
+    </w:pPr>
+    <w:rPr>
+      <w:sz w:val="24"/>
+      <w:szCs w:val="24"/>
+    </w:rPr>
+  </w:style>
+  <w:style w:customStyle="1" w:styleId="AbstractTitle" w:type="paragraph">
+    <w:name w:val="Abstract Title"/>
+    <w:basedOn w:val="Normal"/>
+    <w:next w:val="Abstract"/>
+    <w:qFormat/>
+    <w:pPr>
+      <w:keepNext/>
+      <w:keepLines/>
+      <w:spacing w:after="0" w:before="300"/>
+      <w:jc w:val="center"/>
+    </w:pPr>
+    <w:rPr>
+      <w:b/>
+      <w:sz w:val="20"/>
+      <w:szCs w:val="20"/>
+    </w:rPr>
+  </w:style>
+  <w:style w:customStyle="1" w:styleId="Abstract" w:type="paragraph">
+    <w:name w:val="Abstract"/>
+    <w:basedOn w:val="Normal"/>
+    <w:next w:val="BodyText"/>
+    <w:qFormat/>
+    <w:pPr>
+      <w:keepNext/>
+      <w:keepLines/>
+      <w:spacing w:after="300" w:before="100"/>
+    </w:pPr>
+    <w:rPr>
+      <w:sz w:val="20"/>
+      <w:szCs w:val="20"/>
+    </w:rPr>
+  </w:style>
+  <w:style w:styleId="Bibliography" w:type="paragraph">
+    <w:name w:val="Bibliography"/>
+    <w:basedOn w:val="Normal"/>
+    <w:next w:val="Bibliography"/>
+    <w:qFormat/>
+    <w:pPr/>
+    <w:rPr/>
+  </w:style>
+  <w:style w:styleId="BlockText" w:type="paragraph">
+    <w:name w:val="Block Text"/>
+    <w:basedOn w:val="BodyText"/>
+    <w:next w:val="BodyText"/>
+    <w:uiPriority w:val="9"/>
+    <w:unhideWhenUsed/>
+    <w:qFormat/>
+    <w:pPr>
+      <w:spacing w:after="100" w:before="100"/>
+      <w:ind w:firstLine="0" w:left="480" w:right="480"/>
+    </w:pPr>
+  </w:style>
+  <w:style w:styleId="FootnoteText" w:type="paragraph">
+    <w:name w:val="Footnote Text"/>
+    <w:basedOn w:val="Normal"/>
+    <w:next w:val="FootnoteText"/>
+    <w:uiPriority w:val="9"/>
+    <w:unhideWhenUsed/>
+    <w:qFormat/>
+  </w:style>
+  <w:style w:styleId="FootnoteBlockText" w:type="paragraph">
+    <w:name w:val="Footnote Block Text"/>
+    <w:basedOn w:val="FootnoteText"/>
+    <w:next w:val="FootnoteText"/>
+    <w:uiPriority w:val="9"/>
+    <w:unhideWhenUsed/>
+    <w:qFormat/>
+    <w:pPr>
+      <w:spacing w:after="100" w:before="100"/>
+      <w:ind w:firstLine="0" w:left="480" w:right="480"/>
+    </w:pPr>
+  </w:style>
+  <w:style w:styleId="Table" w:type="table">
+    <w:name w:val="Table"/>
+    <w:basedOn w:val="TableNormal"/>
+    <w:semiHidden/>
+    <w:unhideWhenUsed/>
+    <w:qFormat/>
+    <w:tblPr>
+      <w:tblInd w:type="dxa" w:w="0"/>
+      <w:tblCellMar>
+        <w:top w:type="dxa" w:w="0"/>
+        <w:left w:type="dxa" w:w="108"/>
+        <w:bottom w:type="dxa" w:w="0"/>
+        <w:right w:type="dxa" w:w="108"/>
+      </w:tblCellMar>
+    </w:tblPr>
+    <w:tblStylePr w:type="firstRow">
+      <w:tcPr>
+        <w:tcBorders>
+          <w:bottom w:val="single"/>
+        </w:tcBorders>
+        <w:vAlign w:val="bottom"/>
+      </w:tcPr>
+    </w:tblStylePr>
+  </w:style>
+  <w:style w:customStyle="1" w:styleId="DefinitionTerm" w:type="paragraph">
+    <w:name w:val="Definition Term"/>
+    <w:basedOn w:val="Normal"/>
+    <w:next w:val="Definition"/>
+    <w:pPr>
+      <w:keepNext/>
+      <w:keepLines/>
+      <w:spacing w:after="0"/>
+    </w:pPr>
+    <w:rPr>
+      <w:b/>
+    </w:rPr>
+  </w:style>
+  <w:style w:customStyle="1" w:styleId="Definition" w:type="paragraph">
+    <w:name w:val="Definition"/>
+    <w:basedOn w:val="Normal"/>
+  </w:style>
+  <w:style w:styleId="Caption" w:type="paragraph">
+    <w:name w:val="Caption"/>
+    <w:basedOn w:val="Normal"/>
+    <w:link w:val="BodyTextChar"/>
+    <w:pPr>
+      <w:spacing w:after="120" w:before="0"/>
+    </w:pPr>
+    <w:rPr>
+      <w:i/>
+    </w:rPr>
+  </w:style>
+  <w:style w:customStyle="1" w:styleId="TableCaption" w:type="paragraph">
+    <w:name w:val="Table Caption"/>
+    <w:basedOn w:val="Caption"/>
+    <w:pPr>
+      <w:keepNext/>
+    </w:pPr>
+  </w:style>
+  <w:style w:customStyle="1" w:styleId="ImageCaption" w:type="paragraph">
+    <w:name w:val="Image Caption"/>
+    <w:basedOn w:val="Caption"/>
+  </w:style>
+  <w:style w:customStyle="1" w:styleId="Figure" w:type="paragraph">
+    <w:name w:val="Figure"/>
+    <w:basedOn w:val="Normal"/>
+  </w:style>
+  <w:style w:customStyle="1" w:styleId="CaptionedFigure" w:type="paragraph">
+    <w:name w:val="Captioned Figure"/>
+    <w:basedOn w:val="Figure"/>
+    <w:pPr>
+      <w:keepNext/>
+    </w:pPr>
+  </w:style>
+  <w:style w:customStyle="1" w:styleId="BodyTextChar" w:type="character">
+    <w:name w:val="Body Text Char"/>
+    <w:basedOn w:val="DefaultParagraphFont"/>
+    <w:link w:val="BodyText"/>
+  </w:style>
+  <w:style w:customStyle="1" w:styleId="VerbatimChar" w:type="character">
+    <w:name w:val="Verbatim Char"/>
+    <w:basedOn w:val="BodyTextChar"/>
+    <w:rPr>
+      <w:rFonts w:ascii="Consolas" w:hAnsi="Consolas"/>
+      <w:sz w:val="22"/>
+    </w:rPr>
+  </w:style>
+  <w:style w:customStyle="1" w:styleId="SectionNumber" w:type="character">
+    <w:name w:val="Section Number"/>
+    <w:basedOn w:val="BodyTextChar"/>
+  </w:style>
+  <w:style w:styleId="FootnoteReference" w:type="character">
+    <w:name w:val="Footnote Reference"/>
+    <w:basedOn w:val="BodyTextChar"/>
+    <w:rPr>
+      <w:vertAlign w:val="superscript"/>
+    </w:rPr>
+  </w:style>
+  <w:style w:styleId="Hyperlink" w:type="character">
+    <w:name w:val="Hyperlink"/>
+    <w:basedOn w:val="BodyTextChar"/>
+    <w:rPr>
+      <w:color w:themeColor="accent1" w:val="4F81BD"/>
+    </w:rPr>
+  </w:style>
+  <w:style w:styleId="TOCHeading" w:type="paragraph">
+    <w:name w:val="TOC Heading"/>
+    <w:basedOn w:val="Heading1"/>
+    <w:next w:val="BodyText"/>
+    <w:uiPriority w:val="39"/>
+    <w:unhideWhenUsed/>
+    <w:qFormat/>
+    <w:pPr>
+      <w:spacing w:before="240" w:line="259" w:lineRule="auto"/>
+      <w:outlineLvl w:val="9"/>
+    </w:pPr>
+    <w:rPr>
+      <w:rFonts w:asciiTheme="majorHAnsi" w:cstheme="majorBidi" w:eastAsiaTheme="majorEastAsia" w:hAnsiTheme="majorHAnsi"/>
+      <w:b w:val="0"/>
+      <w:bCs w:val="0"/>
+      <w:color w:themeColor="accent1" w:themeShade="BF" w:val="365F91"/>
+    </w:rPr>
+  </w:style>
   <w:style w:type="character" w:customStyle="1" w:styleId="KeywordTok">
     <w:name w:val="KeywordTok"/>
     <w:basedOn w:val="VerbatimChar"/>

--- a/docs/content/regression/regression_analysis_report.docx
+++ b/docs/content/regression/regression_analysis_report.docx
@@ -1489,7 +1489,7 @@
     <w:bookmarkEnd w:id="26"/>
     <w:sectPr>
       <w:pgSz w:h="15840" w:w="12240"/>
-      <w:pgMar w:bottom="1440" w:footer="720" w:gutter="0" w:header="720" w:left="1440" w:right="1440" w:top="1440"/>
+      <w:pgMar w:bottom="720" w:footer="432" w:gutter="0" w:header="432" w:left="720" w:right="1008" w:top="720"/>
       <w:cols w:space="720"/>
       <w:docGrid w:linePitch="360"/>
     </w:sectPr>
@@ -1726,7 +1726,11 @@
         <w14:ligatures w14:val="standardContextual"/>
       </w:rPr>
     </w:rPrDefault>
-    <w:pPrDefault/>
+    <w:pPrDefault>
+      <w:pPr>
+        <w:spacing w:after="0" w:before="0" w:line="240" w:lineRule="auto"/>
+      </w:pPr>
+    </w:pPrDefault>
   </w:docDefaults>
   <w:latentStyles w:count="376" w:defLockedState="0" w:defQFormat="0" w:defSemiHidden="0" w:defUIPriority="99" w:defUnhideWhenUsed="0">
     <w:lsdException w:name="Normal" w:qFormat="1" w:uiPriority="0"/>
@@ -2526,7 +2530,7 @@
     <w:qFormat/>
     <w:rsid w:val="00AF5CF1"/>
     <w:pPr>
-      <w:spacing w:after="160" w:before="160"/>
+      <w:spacing w:after="0" w:before="0"/>
       <w:jc w:val="center"/>
     </w:pPr>
     <w:rPr>
@@ -2644,7 +2648,7 @@
         <w:bottom w:color="FF0000" w:space="1" w:sz="8" w:val="single"/>
         <w:right w:color="FF0000" w:space="4" w:sz="8" w:val="single"/>
       </w:pBdr>
-      <w:spacing w:after="120" w:before="120"/>
+      <w:spacing w:after="40" w:before="40"/>
       <w:ind w:left="432" w:right="432"/>
     </w:pPr>
     <w:rPr>
@@ -2664,7 +2668,7 @@
         <w:bottom w:color="auto" w:space="1" w:sz="8" w:val="single"/>
         <w:right w:color="auto" w:space="4" w:sz="8" w:val="single"/>
       </w:pBdr>
-      <w:spacing w:after="240" w:before="240"/>
+      <w:spacing w:after="40" w:before="40"/>
       <w:ind w:left="432" w:right="432"/>
     </w:pPr>
     <w:rPr>
@@ -2678,7 +2682,7 @@
     <w:qFormat/>
     <w:rsid w:val="00771E03"/>
     <w:pPr>
-      <w:spacing w:after="240" w:before="240"/>
+      <w:spacing w:after="40" w:before="40"/>
       <w:ind w:left="432" w:right="432"/>
     </w:pPr>
     <w:rPr>
@@ -2724,7 +2728,7 @@
     <w:unhideWhenUsed/>
     <w:rsid w:val="00322D32"/>
     <w:pPr>
-      <w:spacing w:after="100"/>
+      <w:spacing w:after="0" w:before="0"/>
     </w:pPr>
   </w:style>
   <w:style w:styleId="BodyText" w:type="paragraph">
@@ -2733,7 +2737,7 @@
     <w:link w:val="BodyTextChar"/>
     <w:qFormat/>
     <w:pPr>
-      <w:spacing w:after="180" w:before="180"/>
+      <w:spacing w:after="0" w:before="0"/>
     </w:pPr>
   </w:style>
   <w:style w:customStyle="1" w:styleId="FirstParagraph" w:type="paragraph">
@@ -2741,13 +2745,16 @@
     <w:basedOn w:val="BodyText"/>
     <w:next w:val="BodyText"/>
     <w:qFormat/>
+    <w:pPr>
+      <w:spacing w:after="0" w:before="0"/>
+    </w:pPr>
   </w:style>
   <w:style w:customStyle="1" w:styleId="Compact" w:type="paragraph">
     <w:name w:val="Compact"/>
     <w:basedOn w:val="BodyText"/>
     <w:qFormat/>
     <w:pPr>
-      <w:spacing w:after="36" w:before="36"/>
+      <w:spacing w:after="0" w:before="0"/>
     </w:pPr>
   </w:style>
   <w:style w:customStyle="1" w:styleId="Author" w:type="paragraph">
@@ -2826,7 +2833,7 @@
     <w:unhideWhenUsed/>
     <w:qFormat/>
     <w:pPr>
-      <w:spacing w:after="100" w:before="100"/>
+      <w:spacing w:after="0" w:before="0"/>
       <w:ind w:firstLine="0" w:left="480" w:right="480"/>
     </w:pPr>
   </w:style>
@@ -2896,7 +2903,7 @@
     <w:basedOn w:val="Normal"/>
     <w:link w:val="BodyTextChar"/>
     <w:pPr>
-      <w:spacing w:after="120" w:before="0"/>
+      <w:spacing w:after="0" w:before="0"/>
     </w:pPr>
     <w:rPr>
       <w:i/>
@@ -2906,21 +2913,29 @@
     <w:name w:val="Table Caption"/>
     <w:basedOn w:val="Caption"/>
     <w:pPr>
+      <w:spacing w:after="0" w:before="0"/>
       <w:keepNext/>
     </w:pPr>
   </w:style>
   <w:style w:customStyle="1" w:styleId="ImageCaption" w:type="paragraph">
     <w:name w:val="Image Caption"/>
     <w:basedOn w:val="Caption"/>
+    <w:pPr>
+      <w:spacing w:after="0" w:before="0"/>
+    </w:pPr>
   </w:style>
   <w:style w:customStyle="1" w:styleId="Figure" w:type="paragraph">
     <w:name w:val="Figure"/>
     <w:basedOn w:val="Normal"/>
+    <w:pPr>
+      <w:spacing w:after="0" w:before="0"/>
+    </w:pPr>
   </w:style>
   <w:style w:customStyle="1" w:styleId="CaptionedFigure" w:type="paragraph">
     <w:name w:val="Captioned Figure"/>
     <w:basedOn w:val="Figure"/>
     <w:pPr>
+      <w:spacing w:after="0" w:before="0"/>
       <w:keepNext/>
     </w:pPr>
   </w:style>
@@ -2933,8 +2948,8 @@
     <w:name w:val="Verbatim Char"/>
     <w:basedOn w:val="BodyTextChar"/>
     <w:rPr>
-      <w:rFonts w:ascii="Consolas" w:hAnsi="Consolas"/>
-      <w:sz w:val="22"/>
+      <w:rFonts w:ascii="Courier New" w:cs="Courier New" w:hAnsi="Courier New"/>
+      <w:sz w:val="20"/>
     </w:rPr>
   </w:style>
   <w:style w:customStyle="1" w:styleId="SectionNumber" w:type="character">

--- a/docs/content/regression/regression_analysis_report.docx
+++ b/docs/content/regression/regression_analysis_report.docx
@@ -31,7 +31,7 @@
         <w:pStyle w:val="Date"/>
       </w:pPr>
       <w:r>
-        <w:t xml:space="preserve">2026-09-23</w:t>
+        <w:t xml:space="preserve">2026-09-24</w:t>
       </w:r>
     </w:p>
     <w:sdt>

--- a/docs/content/regression/regression_analysis_report.docx
+++ b/docs/content/regression/regression_analysis_report.docx
@@ -31,7 +31,7 @@
         <w:pStyle w:val="Date"/>
       </w:pPr>
       <w:r>
-        <w:t xml:space="preserve">2026-09-24</w:t>
+        <w:t xml:space="preserve">2026-09-29</w:t>
       </w:r>
     </w:p>
     <w:sdt>

--- a/docs/content/regression/regression_analysis_report.docx
+++ b/docs/content/regression/regression_analysis_report.docx
@@ -31,7 +31,7 @@
         <w:pStyle w:val="Date"/>
       </w:pPr>
       <w:r>
-        <w:t xml:space="preserve">2026-09-29</w:t>
+        <w:t xml:space="preserve">2026-10-01</w:t>
       </w:r>
     </w:p>
     <w:sdt>

--- a/docs/content/regression/regression_analysis_report.docx
+++ b/docs/content/regression/regression_analysis_report.docx
@@ -15,7 +15,7 @@
         <w:pStyle w:val="Subtitle"/>
       </w:pPr>
       <w:r>
-        <w:t xml:space="preserve">The same analysis as regression_analysis_script.R — but as a report</w:t>
+        <w:t xml:space="preserve">The regression from Activity 11, written up as a report</w:t>
       </w:r>
     </w:p>
     <w:p>
@@ -31,7 +31,7 @@
         <w:pStyle w:val="Date"/>
       </w:pPr>
       <w:r>
-        <w:t xml:space="preserve">2026-10-01</w:t>
+        <w:t xml:space="preserve">2026-10-05</w:t>
       </w:r>
     </w:p>
     <w:sdt>
@@ -87,13 +87,7 @@
         <w:t xml:space="preserve">calibration curve</w:t>
       </w:r>
       <w:r>
-        <w:t xml:space="preserve">. Paper of uniform stock has a constant area-per-gram, so</w:t>
-      </w:r>
-      <w:r>
-        <w:t xml:space="preserve"> </w:t>
-      </w:r>
-      <w:r>
-        <w:t xml:space="preserve">the</w:t>
+        <w:t xml:space="preserve">. Paper from one stock has a constant area per gram, so the</w:t>
       </w:r>
       <w:r>
         <w:t xml:space="preserve"> </w:t>
@@ -122,13 +116,19 @@
         <w:t xml:space="preserve">area</w:t>
       </w:r>
       <w:r>
-        <w:t xml:space="preserve">. Once we know that relationship, we can trace a leaf onto the same</w:t>
-      </w:r>
-      <w:r>
-        <w:t xml:space="preserve"> </w:t>
-      </w:r>
-      <w:r>
-        <w:t xml:space="preserve">paper, weigh the tracing, and convert its mass to area.</w:t>
+        <w:t xml:space="preserve">.</w:t>
+      </w:r>
+      <w:r>
+        <w:t xml:space="preserve"> </w:t>
+      </w:r>
+      <w:r>
+        <w:t xml:space="preserve">Once we know that relationship, we can trace a leaf onto the same paper, weigh</w:t>
+      </w:r>
+      <w:r>
+        <w:t xml:space="preserve"> </w:t>
+      </w:r>
+      <w:r>
+        <w:t xml:space="preserve">the tracing, and convert its mass to an area.</w:t>
       </w:r>
     </w:p>
     <w:p>
@@ -172,7 +172,7 @@
         <w:t xml:space="preserve"> </w:t>
       </w:r>
       <w:r>
-        <w:t xml:space="preserve">paper area (cm²) — what we want to predict</w:t>
+        <w:t xml:space="preserve">paper area (cm²) — what we actually want</w:t>
       </w:r>
     </w:p>
     <w:bookmarkEnd w:id="9"/>
@@ -220,35 +220,29 @@
         <w:t xml:space="preserve">lm()</w:t>
       </w:r>
       <w:r>
-        <w:t xml:space="preserve">. We checked the four regression</w:t>
-      </w:r>
-      <w:r>
-        <w:t xml:space="preserve"> </w:t>
-      </w:r>
-      <w:r>
-        <w:t xml:space="preserve">assumptions using base R’s diagnostic plots for a fitted model, with a</w:t>
-      </w:r>
-      <w:r>
-        <w:t xml:space="preserve"> </w:t>
-      </w:r>
-      <w:r>
-        <w:t xml:space="preserve">Shapiro–Wilk test on the residuals as a formal companion. All work was done in</w:t>
-      </w:r>
-      <w:r>
-        <w:t xml:space="preserve"> </w:t>
-      </w:r>
-      <w:r>
-        <w:t xml:space="preserve">R with the tidyverse; this report was written in Quarto so every number and</w:t>
-      </w:r>
-      <w:r>
-        <w:t xml:space="preserve"> </w:t>
-      </w:r>
-      <w:r>
-        <w:t xml:space="preserve">figure below is computed directly from the data.</w:t>
+        <w:t xml:space="preserve">. We checked the residuals with base</w:t>
+      </w:r>
+      <w:r>
+        <w:t xml:space="preserve"> </w:t>
+      </w:r>
+      <w:r>
+        <w:t xml:space="preserve">R’s diagnostic plots for the fitted model. All work was done in R with the</w:t>
+      </w:r>
+      <w:r>
+        <w:t xml:space="preserve"> </w:t>
+      </w:r>
+      <w:r>
+        <w:t xml:space="preserve">tidyverse; this report was written in Quarto, so every number and figure below is</w:t>
+      </w:r>
+      <w:r>
+        <w:t xml:space="preserve"> </w:t>
+      </w:r>
+      <w:r>
+        <w:t xml:space="preserve">computed from the data rather than typed in by hand.</w:t>
       </w:r>
     </w:p>
     <w:bookmarkEnd w:id="10"/>
-    <w:bookmarkStart w:id="23" w:name="results"/>
+    <w:bookmarkStart w:id="20" w:name="results"/>
     <w:p>
       <w:pPr>
         <w:pStyle w:val="Heading1"/>
@@ -262,26 +256,13 @@
         <w:pStyle w:val="FirstParagraph"/>
       </w:pPr>
       <w:r>
-        <w:t xml:space="preserve">Paper mass was an extremely strong predictor of paper area. The overall model</w:t>
-      </w:r>
-      <w:r>
-        <w:t xml:space="preserve"> </w:t>
-      </w:r>
-      <w:r>
-        <w:t xml:space="preserve">fit, coefficients, and</w:t>
-      </w:r>
-      <w:r>
-        <w:t xml:space="preserve"> </w:t>
-      </w:r>
-      <w:r>
-        <w:rPr>
-          <w:i/>
-          <w:iCs/>
-        </w:rPr>
-        <w:t xml:space="preserve">p</w:t>
-      </w:r>
-      <w:r>
-        <w:t xml:space="preserve">-values are shown in the two tables below.</w:t>
+        <w:t xml:space="preserve">Paper mass was an extremely strong predictor of paper area. The overall fit is in</w:t>
+      </w:r>
+      <w:r>
+        <w:t xml:space="preserve"> </w:t>
+      </w:r>
+      <w:r>
+        <w:t xml:space="preserve">Table 1 and the fitted equation is in Table 2.</w:t>
       </w:r>
     </w:p>
     <w:p>
@@ -447,7 +428,7 @@
         <w:pStyle w:val="TableCaption"/>
       </w:pPr>
       <w:r>
-        <w:t xml:space="preserve">Table 2. Calibration equation coefficients. The</w:t>
+        <w:t xml:space="preserve">Table 2. Coefficients of the calibration equation. The</w:t>
       </w:r>
       <w:r>
         <w:t xml:space="preserve"> </w:t>
@@ -485,7 +466,7 @@
         <w:tblStyle w:val="Table"/>
         <w:tblW w:type="auto" w:w="0"/>
         <w:tblLook w:firstRow="1" w:lastRow="0" w:firstColumn="0" w:lastColumn="0" w:noHBand="0" w:noVBand="0" w:val="0020"/>
-        <w:tblCaption w:val="Table 2. Calibration equation coefficients. The mass_g estimate is the area gained per additional gram of paper; (Intercept) is the fitted area at zero mass."/>
+        <w:tblCaption w:val="Table 2. Coefficients of the calibration equation. The mass_g estimate is the area gained per additional gram of paper; (Intercept) is the fitted area at zero mass."/>
       </w:tblPr>
       <w:tblGrid>
         <w:gridCol w:w="1584"/>
@@ -689,7 +670,7 @@
         <w:pStyle w:val="BodyText"/>
       </w:pPr>
       <w:r>
-        <w:t xml:space="preserve">Read the calibration equation off Table 2: predicted area equals the</w:t>
+        <w:t xml:space="preserve">Read the equation off Table 2: predicted area equals the</w:t>
       </w:r>
       <w:r>
         <w:t xml:space="preserve"> </w:t>
@@ -704,7 +685,13 @@
         <w:t xml:space="preserve"> </w:t>
       </w:r>
       <w:r>
-        <w:t xml:space="preserve">estimate plus the</w:t>
+        <w:t xml:space="preserve">estimate</w:t>
+      </w:r>
+      <w:r>
+        <w:t xml:space="preserve"> </w:t>
+      </w:r>
+      <w:r>
+        <w:t xml:space="preserve">plus the</w:t>
       </w:r>
       <w:r>
         <w:t xml:space="preserve"> </w:t>
@@ -719,13 +706,13 @@
         <w:t xml:space="preserve"> </w:t>
       </w:r>
       <w:r>
-        <w:t xml:space="preserve">estimate times paper mass. In words,</w:t>
-      </w:r>
-      <w:r>
-        <w:t xml:space="preserve"> </w:t>
-      </w:r>
-      <w:r>
-        <w:t xml:space="preserve">every additional gram of paper corresponds to about the</w:t>
+        <w:t xml:space="preserve">estimate times the mass. In words, each additional gram of this</w:t>
+      </w:r>
+      <w:r>
+        <w:t xml:space="preserve"> </w:t>
+      </w:r>
+      <w:r>
+        <w:t xml:space="preserve">paper stock adds about the</w:t>
       </w:r>
       <w:r>
         <w:t xml:space="preserve"> </w:t>
@@ -740,151 +727,35 @@
         <w:t xml:space="preserve"> </w:t>
       </w:r>
       <w:r>
-        <w:t xml:space="preserve">estimate in</w:t>
-      </w:r>
-      <w:r>
-        <w:t xml:space="preserve"> </w:t>
-      </w:r>
-      <w:r>
-        <w:t xml:space="preserve">cm² of area.</w:t>
+        <w:t xml:space="preserve">estimate in cm² of area. The slope’s</w:t>
+      </w:r>
+      <w:r>
+        <w:t xml:space="preserve"> </w:t>
+      </w:r>
+      <w:r>
+        <w:rPr>
+          <w:i/>
+          <w:iCs/>
+        </w:rPr>
+        <w:t xml:space="preserve">p</w:t>
+      </w:r>
+      <w:r>
+        <w:t xml:space="preserve">-value tests whether mass predicts area at all; the intercept is not</w:t>
+      </w:r>
+      <w:r>
+        <w:t xml:space="preserve"> </w:t>
+      </w:r>
+      <w:r>
+        <w:t xml:space="preserve">distinguishable from zero, which is what physics says it should be — paper with</w:t>
+      </w:r>
+      <w:r>
+        <w:t xml:space="preserve"> </w:t>
+      </w:r>
+      <w:r>
+        <w:t xml:space="preserve">no mass has no area.</w:t>
       </w:r>
     </w:p>
-    <w:tbl>
-      <w:tblPr>
-        <w:tblStyle w:val="Table"/>
-        <w:tblInd w:w="164" w:type="dxa"/>
-        <w:tblBorders>
-          <w:left w:val="single" w:sz="24" w:space="0" w:color="0758E5"/>
-        </w:tblBorders>
-        <w:tblCellMar>
-          <w:left w:w="0" w:type="dxa"/>
-          <w:right w:w="0" w:type="dxa"/>
-        </w:tblCellMar>
-        <w:tblLook w:firstRow="0" w:lastRow="0" w:firstColumn="0" w:lastColumn="0" w:noHBand="0" w:noVBand="0" w:val="0000"/>
-      </w:tblPr>
-      <w:tblGrid>
-        <w:gridCol w:w="7920"/>
-      </w:tblGrid>
-      <w:tr>
-        <w:trPr>
-          <w:cantSplit/>
-        </w:trPr>
-        <w:tc>
-          <w:tcPr>
-            <w:tcMar>
-              <w:left w:w="144" w:type="dxa"/>
-              <w:right w:w="144" w:type="dxa"/>
-            </w:tcMar>
-          </w:tcPr>
-          <w:p>
-            <w:pPr>
-              <w:pStyle w:val="BodyText"/>
-            </w:pPr>
-            <w:pPr>
-              <w:spacing w:before="0" w:after="8"/>
-              <w:jc w:val="center"/>
-            </w:pPr>
-            <w:r>
-              <w:drawing>
-                <wp:inline>
-                  <wp:extent cx="152400" cy="152400"/>
-                  <wp:effectExtent b="0" l="0" r="0" t="0"/>
-                  <wp:docPr descr="" title="" id="12" name="Picture"/>
-                  <a:graphic>
-                    <a:graphicData uri="http://schemas.openxmlformats.org/drawingml/2006/picture">
-                      <pic:pic>
-                        <pic:nvPicPr>
-                          <pic:cNvPr descr="/Applications/Positron.app/Contents/Resources/app/quarto/share/formats/docx/note.png" id="13" name="Picture"/>
-                          <pic:cNvPicPr>
-                            <a:picLocks noChangeArrowheads="1" noChangeAspect="1"/>
-                          </pic:cNvPicPr>
-                        </pic:nvPicPr>
-                        <pic:blipFill>
-                          <a:blip r:embed="rId11"/>
-                          <a:stretch>
-                            <a:fillRect/>
-                          </a:stretch>
-                        </pic:blipFill>
-                        <pic:spPr bwMode="auto">
-                          <a:xfrm>
-                            <a:off x="0" y="0"/>
-                            <a:ext cx="152400" cy="152400"/>
-                          </a:xfrm>
-                          <a:prstGeom prst="rect">
-                            <a:avLst/>
-                          </a:prstGeom>
-                          <a:noFill/>
-                          <a:ln w="9525">
-                            <a:noFill/>
-                            <a:headEnd/>
-                            <a:tailEnd/>
-                          </a:ln>
-                        </pic:spPr>
-                      </pic:pic>
-                    </a:graphicData>
-                  </a:graphic>
-                </wp:inline>
-              </w:drawing>
-            </w:r>
-          </w:p>
-        </w:tc>
-        <w:tc>
-          <w:p>
-            <w:pPr>
-              <w:pStyle w:val="BodyText"/>
-            </w:pPr>
-            <w:pPr>
-              <w:spacing w:before="16" w:after="64"/>
-            </w:pPr>
-          </w:p>
-          <w:p>
-            <w:pPr>
-              <w:pStyle w:val="BodyText"/>
-            </w:pPr>
-            <w:pPr>
-              <w:spacing w:before="16" w:after="16"/>
-            </w:pPr>
-            <w:r>
-              <w:t xml:space="preserve">Every number in Tables 1 and 2 is computed from the data when the document</w:t>
-            </w:r>
-            <w:r>
-              <w:t xml:space="preserve"> </w:t>
-            </w:r>
-            <w:r>
-              <w:t xml:space="preserve">renders — nothing was typed by hand. Change the data file and re-render, and the</w:t>
-            </w:r>
-            <w:r>
-              <w:t xml:space="preserve"> </w:t>
-            </w:r>
-            <w:r>
-              <w:t xml:space="preserve">tables update themselves. That is the difference from the</w:t>
-            </w:r>
-            <w:r>
-              <w:t xml:space="preserve"> </w:t>
-            </w:r>
-            <w:r>
-              <w:rPr>
-                <w:rStyle w:val="VerbatimChar"/>
-              </w:rPr>
-              <w:t xml:space="preserve">.R</w:t>
-            </w:r>
-            <w:r>
-              <w:t xml:space="preserve"> </w:t>
-            </w:r>
-            <w:r>
-              <w:t xml:space="preserve">script, where you</w:t>
-            </w:r>
-            <w:r>
-              <w:t xml:space="preserve"> </w:t>
-            </w:r>
-            <w:r>
-              <w:t xml:space="preserve">would copy each number into Word yourself.</w:t>
-            </w:r>
-          </w:p>
-        </w:tc>
-      </w:tr>
-    </w:tbl>
-    <w:bookmarkStart w:id="17" w:name="the-calibration-curve"/>
+    <w:bookmarkStart w:id="14" w:name="the-calibration-curve"/>
     <w:p>
       <w:pPr>
         <w:pStyle w:val="Heading2"/>
@@ -902,18 +773,18 @@
           <wp:inline>
             <wp:extent cx="2286000" cy="1524000"/>
             <wp:effectExtent b="0" l="0" r="0" t="0"/>
-            <wp:docPr descr="Figure 1. Paper area vs. mass with the least-squares line and 95% confidence band." title="" id="15" name="Picture"/>
+            <wp:docPr descr="Figure 1. Paper area against mass, with the fitted regression line and its 95% confidence band." title="" id="12" name="Picture"/>
             <a:graphic>
               <a:graphicData uri="http://schemas.openxmlformats.org/drawingml/2006/picture">
                 <pic:pic>
                   <pic:nvPicPr>
-                    <pic:cNvPr descr="regression_analysis_report_files/figure-docx/calibration-plot-1.png" id="16" name="Picture"/>
+                    <pic:cNvPr descr="regression_analysis_report_files/figure-docx/calibration-plot-1.png" id="13" name="Picture"/>
                     <pic:cNvPicPr>
                       <a:picLocks noChangeArrowheads="1" noChangeAspect="1"/>
                     </pic:cNvPicPr>
                   </pic:nvPicPr>
                   <pic:blipFill>
-                    <a:blip r:embed="rId14"/>
+                    <a:blip r:embed="rId11"/>
                     <a:stretch>
                       <a:fillRect/>
                     </a:stretch>
@@ -945,17 +816,17 @@
         <w:pStyle w:val="ImageCaption"/>
       </w:pPr>
       <w:r>
-        <w:t xml:space="preserve">Figure 1. Paper area vs. mass with the least-squares line and 95% confidence band.</w:t>
+        <w:t xml:space="preserve">Figure 1. Paper area against mass, with the fitted regression line and its 95% confidence band.</w:t>
       </w:r>
     </w:p>
-    <w:bookmarkEnd w:id="17"/>
-    <w:bookmarkStart w:id="21" w:name="assumption-checks"/>
+    <w:bookmarkEnd w:id="14"/>
+    <w:bookmarkStart w:id="18" w:name="residual-checks"/>
     <w:p>
       <w:pPr>
         <w:pStyle w:val="Heading2"/>
       </w:pPr>
       <w:r>
-        <w:t xml:space="preserve">3.2 Assumption checks</w:t>
+        <w:t xml:space="preserve">3.2 Residual checks</w:t>
       </w:r>
     </w:p>
     <w:p>
@@ -967,18 +838,18 @@
           <wp:inline>
             <wp:extent cx="2286000" cy="1524000"/>
             <wp:effectExtent b="0" l="0" r="0" t="0"/>
-            <wp:docPr descr="Figure 2. Base R diagnostic plots for the fitted model — residuals vs. fitted, normal Q-Q, scale-location, and residuals vs. leverage. A random band with no funnel or curve in panel 1 supports linearity and equal variance." title="" id="19" name="Picture"/>
+            <wp:docPr descr="Figure 2. Base R diagnostic plots for the fitted model — residuals vs. fitted, normal Q-Q, scale-location, and residuals vs. leverage." title="" id="16" name="Picture"/>
             <a:graphic>
               <a:graphicData uri="http://schemas.openxmlformats.org/drawingml/2006/picture">
                 <pic:pic>
                   <pic:nvPicPr>
-                    <pic:cNvPr descr="regression_analysis_report_files/figure-docx/diagnostic-plots-1.png" id="20" name="Picture"/>
+                    <pic:cNvPr descr="regression_analysis_report_files/figure-docx/diagnostic-plots-1.png" id="17" name="Picture"/>
                     <pic:cNvPicPr>
                       <a:picLocks noChangeArrowheads="1" noChangeAspect="1"/>
                     </pic:cNvPicPr>
                   </pic:nvPicPr>
                   <pic:blipFill>
-                    <a:blip r:embed="rId18"/>
+                    <a:blip r:embed="rId15"/>
                     <a:stretch>
                       <a:fillRect/>
                     </a:stretch>
@@ -1010,15 +881,29 @@
         <w:pStyle w:val="ImageCaption"/>
       </w:pPr>
       <w:r>
-        <w:t xml:space="preserve">Figure 2. Base R diagnostic plots for the fitted model — residuals vs. fitted, normal Q-Q, scale-location, and residuals vs. leverage. A random band with no funnel or curve in panel 1 supports linearity and equal variance.</w:t>
+        <w:t xml:space="preserve">Figure 2. Base R diagnostic plots for the fitted model — residuals vs. fitted, normal Q-Q, scale-location, and residuals vs. leverage.</w:t>
       </w:r>
     </w:p>
     <w:p>
       <w:pPr>
+        <w:pStyle w:val="BodyText"/>
+      </w:pPr>
+      <w:r>
+        <w:t xml:space="preserve">Panel 1 of Figure 2 shows a funnel rather than a flat cloud: the residuals get</w:t>
+      </w:r>
+      <w:r>
+        <w:t xml:space="preserve"> </w:t>
+      </w:r>
+      <w:r>
+        <w:t xml:space="preserve">larger as the squares get larger. Table 3 puts numbers on it.</w:t>
+      </w:r>
+    </w:p>
+    <w:p>
+      <w:pPr>
         <w:pStyle w:val="TableCaption"/>
       </w:pPr>
       <w:r>
-        <w:t xml:space="preserve">Table 3. Shapiro–Wilk normality test on the regression residuals.</w:t>
+        <w:t xml:space="preserve">Table 3. The largest miss at each square size. The equal-variance assumption does not hold: a balance has percentage error, not fixed error, so bigger squares miss by more.</w:t>
       </w:r>
     </w:p>
     <w:tbl>
@@ -1026,7 +911,352 @@
         <w:tblStyle w:val="Table"/>
         <w:tblW w:type="auto" w:w="0"/>
         <w:tblLook w:firstRow="1" w:lastRow="0" w:firstColumn="0" w:lastColumn="0" w:noHBand="0" w:noVBand="0" w:val="0020"/>
-        <w:tblCaption w:val="Table 3. Shapiro–Wilk normality test on the regression residuals."/>
+        <w:tblCaption w:val="Table 3. The largest miss at each square size. The equal-variance assumption does not hold: a balance has percentage error, not fixed error, so bigger squares miss by more."/>
+      </w:tblPr>
+      <w:tblGrid>
+        <w:gridCol w:w="3960"/>
+        <w:gridCol w:w="3960"/>
+      </w:tblGrid>
+      <w:tr>
+        <w:trPr>
+          <w:tblHeader w:val="on"/>
+        </w:trPr>
+        <w:tc>
+          <w:tcPr/>
+          <w:p>
+            <w:pPr>
+              <w:pStyle w:val="Compact"/>
+              <w:jc w:val="right"/>
+            </w:pPr>
+            <w:r>
+              <w:t xml:space="preserve">Known area (cm²)</w:t>
+            </w:r>
+          </w:p>
+        </w:tc>
+        <w:tc>
+          <w:tcPr/>
+          <w:p>
+            <w:pPr>
+              <w:pStyle w:val="Compact"/>
+              <w:jc w:val="right"/>
+            </w:pPr>
+            <w:r>
+              <w:t xml:space="preserve">Largest residual (cm²)</w:t>
+            </w:r>
+          </w:p>
+        </w:tc>
+      </w:tr>
+      <w:tr>
+        <w:tc>
+          <w:tcPr/>
+          <w:p>
+            <w:pPr>
+              <w:pStyle w:val="Compact"/>
+              <w:jc w:val="right"/>
+            </w:pPr>
+            <w:r>
+              <w:t xml:space="preserve">1</w:t>
+            </w:r>
+          </w:p>
+        </w:tc>
+        <w:tc>
+          <w:tcPr/>
+          <w:p>
+            <w:pPr>
+              <w:pStyle w:val="Compact"/>
+              <w:jc w:val="right"/>
+            </w:pPr>
+            <w:r>
+              <w:t xml:space="preserve">0.35</w:t>
+            </w:r>
+          </w:p>
+        </w:tc>
+      </w:tr>
+      <w:tr>
+        <w:tc>
+          <w:tcPr/>
+          <w:p>
+            <w:pPr>
+              <w:pStyle w:val="Compact"/>
+              <w:jc w:val="right"/>
+            </w:pPr>
+            <w:r>
+              <w:t xml:space="preserve">4</w:t>
+            </w:r>
+          </w:p>
+        </w:tc>
+        <w:tc>
+          <w:tcPr/>
+          <w:p>
+            <w:pPr>
+              <w:pStyle w:val="Compact"/>
+              <w:jc w:val="right"/>
+            </w:pPr>
+            <w:r>
+              <w:t xml:space="preserve">0.59</w:t>
+            </w:r>
+          </w:p>
+        </w:tc>
+      </w:tr>
+      <w:tr>
+        <w:tc>
+          <w:tcPr/>
+          <w:p>
+            <w:pPr>
+              <w:pStyle w:val="Compact"/>
+              <w:jc w:val="right"/>
+            </w:pPr>
+            <w:r>
+              <w:t xml:space="preserve">16</w:t>
+            </w:r>
+          </w:p>
+        </w:tc>
+        <w:tc>
+          <w:tcPr/>
+          <w:p>
+            <w:pPr>
+              <w:pStyle w:val="Compact"/>
+              <w:jc w:val="right"/>
+            </w:pPr>
+            <w:r>
+              <w:t xml:space="preserve">0.65</w:t>
+            </w:r>
+          </w:p>
+        </w:tc>
+      </w:tr>
+      <w:tr>
+        <w:tc>
+          <w:tcPr/>
+          <w:p>
+            <w:pPr>
+              <w:pStyle w:val="Compact"/>
+              <w:jc w:val="right"/>
+            </w:pPr>
+            <w:r>
+              <w:t xml:space="preserve">36</w:t>
+            </w:r>
+          </w:p>
+        </w:tc>
+        <w:tc>
+          <w:tcPr/>
+          <w:p>
+            <w:pPr>
+              <w:pStyle w:val="Compact"/>
+              <w:jc w:val="right"/>
+            </w:pPr>
+            <w:r>
+              <w:t xml:space="preserve">0.96</w:t>
+            </w:r>
+          </w:p>
+        </w:tc>
+      </w:tr>
+      <w:tr>
+        <w:tc>
+          <w:tcPr/>
+          <w:p>
+            <w:pPr>
+              <w:pStyle w:val="Compact"/>
+              <w:jc w:val="right"/>
+            </w:pPr>
+            <w:r>
+              <w:t xml:space="preserve">64</w:t>
+            </w:r>
+          </w:p>
+        </w:tc>
+        <w:tc>
+          <w:tcPr/>
+          <w:p>
+            <w:pPr>
+              <w:pStyle w:val="Compact"/>
+              <w:jc w:val="right"/>
+            </w:pPr>
+            <w:r>
+              <w:t xml:space="preserve">1.30</w:t>
+            </w:r>
+          </w:p>
+        </w:tc>
+      </w:tr>
+      <w:tr>
+        <w:tc>
+          <w:tcPr/>
+          <w:p>
+            <w:pPr>
+              <w:pStyle w:val="Compact"/>
+              <w:jc w:val="right"/>
+            </w:pPr>
+            <w:r>
+              <w:t xml:space="preserve">100</w:t>
+            </w:r>
+          </w:p>
+        </w:tc>
+        <w:tc>
+          <w:tcPr/>
+          <w:p>
+            <w:pPr>
+              <w:pStyle w:val="Compact"/>
+              <w:jc w:val="right"/>
+            </w:pPr>
+            <w:r>
+              <w:t xml:space="preserve">3.09</w:t>
+            </w:r>
+          </w:p>
+        </w:tc>
+      </w:tr>
+      <w:tr>
+        <w:tc>
+          <w:tcPr/>
+          <w:p>
+            <w:pPr>
+              <w:pStyle w:val="Compact"/>
+              <w:jc w:val="right"/>
+            </w:pPr>
+            <w:r>
+              <w:t xml:space="preserve">225</w:t>
+            </w:r>
+          </w:p>
+        </w:tc>
+        <w:tc>
+          <w:tcPr/>
+          <w:p>
+            <w:pPr>
+              <w:pStyle w:val="Compact"/>
+              <w:jc w:val="right"/>
+            </w:pPr>
+            <w:r>
+              <w:t xml:space="preserve">2.00</w:t>
+            </w:r>
+          </w:p>
+        </w:tc>
+      </w:tr>
+      <w:tr>
+        <w:tc>
+          <w:tcPr/>
+          <w:p>
+            <w:pPr>
+              <w:pStyle w:val="Compact"/>
+              <w:jc w:val="right"/>
+            </w:pPr>
+            <w:r>
+              <w:t xml:space="preserve">400</w:t>
+            </w:r>
+          </w:p>
+        </w:tc>
+        <w:tc>
+          <w:tcPr/>
+          <w:p>
+            <w:pPr>
+              <w:pStyle w:val="Compact"/>
+              <w:jc w:val="right"/>
+            </w:pPr>
+            <w:r>
+              <w:t xml:space="preserve">7.28</w:t>
+            </w:r>
+          </w:p>
+        </w:tc>
+      </w:tr>
+      <w:tr>
+        <w:tc>
+          <w:tcPr/>
+          <w:p>
+            <w:pPr>
+              <w:pStyle w:val="Compact"/>
+              <w:jc w:val="right"/>
+            </w:pPr>
+            <w:r>
+              <w:t xml:space="preserve">500</w:t>
+            </w:r>
+          </w:p>
+        </w:tc>
+        <w:tc>
+          <w:tcPr/>
+          <w:p>
+            <w:pPr>
+              <w:pStyle w:val="Compact"/>
+              <w:jc w:val="right"/>
+            </w:pPr>
+            <w:r>
+              <w:t xml:space="preserve">7.39</w:t>
+            </w:r>
+          </w:p>
+        </w:tc>
+      </w:tr>
+      <w:tr>
+        <w:tc>
+          <w:tcPr/>
+          <w:p>
+            <w:pPr>
+              <w:pStyle w:val="Compact"/>
+              <w:jc w:val="right"/>
+            </w:pPr>
+            <w:r>
+              <w:t xml:space="preserve">567</w:t>
+            </w:r>
+          </w:p>
+        </w:tc>
+        <w:tc>
+          <w:tcPr/>
+          <w:p>
+            <w:pPr>
+              <w:pStyle w:val="Compact"/>
+              <w:jc w:val="right"/>
+            </w:pPr>
+            <w:r>
+              <w:t xml:space="preserve">8.76</w:t>
+            </w:r>
+          </w:p>
+        </w:tc>
+      </w:tr>
+    </w:tbl>
+    <w:p>
+      <w:pPr>
+        <w:pStyle w:val="BodyText"/>
+      </w:pPr>
+      <w:r>
+        <w:t xml:space="preserve">The equal-variance assumption is therefore violated at the large-square end of</w:t>
+      </w:r>
+      <w:r>
+        <w:t xml:space="preserve"> </w:t>
+      </w:r>
+      <w:r>
+        <w:t xml:space="preserve">the range, and confidence intervals there should be treated with caution. The</w:t>
+      </w:r>
+      <w:r>
+        <w:t xml:space="preserve"> </w:t>
+      </w:r>
+      <w:r>
+        <w:t xml:space="preserve">leaf tracings we apply the curve to below weigh 0.1–0.4 g, at the tight end of</w:t>
+      </w:r>
+      <w:r>
+        <w:t xml:space="preserve"> </w:t>
+      </w:r>
+      <w:r>
+        <w:t xml:space="preserve">the line, where a typical miss is a fraction of a cm².</w:t>
+      </w:r>
+    </w:p>
+    <w:bookmarkEnd w:id="18"/>
+    <w:bookmarkStart w:id="19" w:name="predicting-leaf-area"/>
+    <w:p>
+      <w:pPr>
+        <w:pStyle w:val="Heading2"/>
+      </w:pPr>
+      <w:r>
+        <w:t xml:space="preserve">3.3 Predicting leaf area</w:t>
+      </w:r>
+    </w:p>
+    <w:p>
+      <w:pPr>
+        <w:pStyle w:val="TableCaption"/>
+      </w:pPr>
+      <w:r>
+        <w:t xml:space="preserve">Table 4. Predicted leaf area for two example paper tracings.</w:t>
+      </w:r>
+    </w:p>
+    <w:tbl>
+      <w:tblPr>
+        <w:tblStyle w:val="Table"/>
+        <w:tblW w:type="auto" w:w="0"/>
+        <w:tblLook w:firstRow="1" w:lastRow="0" w:firstColumn="0" w:lastColumn="0" w:noHBand="0" w:noVBand="0" w:val="0020"/>
+        <w:tblCaption w:val="Table 4. Predicted leaf area for two example paper tracings."/>
       </w:tblPr>
       <w:tblGrid>
         <w:gridCol w:w="2640"/>
@@ -1042,34 +1272,34 @@
           <w:p>
             <w:pPr>
               <w:pStyle w:val="Compact"/>
-              <w:jc w:val="right"/>
-            </w:pPr>
-            <w:r>
-              <w:t xml:space="preserve">W</w:t>
-            </w:r>
-          </w:p>
-        </w:tc>
-        <w:tc>
-          <w:tcPr/>
-          <w:p>
-            <w:pPr>
-              <w:pStyle w:val="Compact"/>
-              <w:jc w:val="right"/>
-            </w:pPr>
-            <w:r>
-              <w:t xml:space="preserve">p-value</w:t>
-            </w:r>
-          </w:p>
-        </w:tc>
-        <w:tc>
-          <w:tcPr/>
-          <w:p>
-            <w:pPr>
-              <w:pStyle w:val="Compact"/>
               <w:jc w:val="left"/>
             </w:pPr>
             <w:r>
-              <w:t xml:space="preserve">Method</w:t>
+              <w:t xml:space="preserve">Tracing</w:t>
+            </w:r>
+          </w:p>
+        </w:tc>
+        <w:tc>
+          <w:tcPr/>
+          <w:p>
+            <w:pPr>
+              <w:pStyle w:val="Compact"/>
+              <w:jc w:val="right"/>
+            </w:pPr>
+            <w:r>
+              <w:t xml:space="preserve">Mass (g)</w:t>
+            </w:r>
+          </w:p>
+        </w:tc>
+        <w:tc>
+          <w:tcPr/>
+          <w:p>
+            <w:pPr>
+              <w:pStyle w:val="Compact"/>
+              <w:jc w:val="right"/>
+            </w:pPr>
+            <w:r>
+              <w:t xml:space="preserve">Predicted area (cm²)</w:t>
             </w:r>
           </w:p>
         </w:tc>
@@ -1080,34 +1310,72 @@
           <w:p>
             <w:pPr>
               <w:pStyle w:val="Compact"/>
-              <w:jc w:val="right"/>
-            </w:pPr>
-            <w:r>
-              <w:t xml:space="preserve">0.677</w:t>
-            </w:r>
-          </w:p>
-        </w:tc>
-        <w:tc>
-          <w:tcPr/>
-          <w:p>
-            <w:pPr>
-              <w:pStyle w:val="Compact"/>
-              <w:jc w:val="right"/>
-            </w:pPr>
-            <w:r>
-              <w:t xml:space="preserve">9.42496e-15</w:t>
-            </w:r>
-          </w:p>
-        </w:tc>
-        <w:tc>
-          <w:tcPr/>
-          <w:p>
-            <w:pPr>
-              <w:pStyle w:val="Compact"/>
               <w:jc w:val="left"/>
             </w:pPr>
             <w:r>
-              <w:t xml:space="preserve">Shapiro-Wilk normality test</w:t>
+              <w:t xml:space="preserve">sunny-side</w:t>
+            </w:r>
+          </w:p>
+        </w:tc>
+        <w:tc>
+          <w:tcPr/>
+          <w:p>
+            <w:pPr>
+              <w:pStyle w:val="Compact"/>
+              <w:jc w:val="right"/>
+            </w:pPr>
+            <w:r>
+              <w:t xml:space="preserve">0.092</w:t>
+            </w:r>
+          </w:p>
+        </w:tc>
+        <w:tc>
+          <w:tcPr/>
+          <w:p>
+            <w:pPr>
+              <w:pStyle w:val="Compact"/>
+              <w:jc w:val="right"/>
+            </w:pPr>
+            <w:r>
+              <w:t xml:space="preserve">12.3</w:t>
+            </w:r>
+          </w:p>
+        </w:tc>
+      </w:tr>
+      <w:tr>
+        <w:tc>
+          <w:tcPr/>
+          <w:p>
+            <w:pPr>
+              <w:pStyle w:val="Compact"/>
+              <w:jc w:val="left"/>
+            </w:pPr>
+            <w:r>
+              <w:t xml:space="preserve">shady-side</w:t>
+            </w:r>
+          </w:p>
+        </w:tc>
+        <w:tc>
+          <w:tcPr/>
+          <w:p>
+            <w:pPr>
+              <w:pStyle w:val="Compact"/>
+              <w:jc w:val="right"/>
+            </w:pPr>
+            <w:r>
+              <w:t xml:space="preserve">0.138</w:t>
+            </w:r>
+          </w:p>
+        </w:tc>
+        <w:tc>
+          <w:tcPr/>
+          <w:p>
+            <w:pPr>
+              <w:pStyle w:val="Compact"/>
+              <w:jc w:val="right"/>
+            </w:pPr>
+            <w:r>
+              <w:t xml:space="preserve">18.3</w:t>
             </w:r>
           </w:p>
         </w:tc>
@@ -1118,52 +1386,34 @@
         <w:pStyle w:val="BodyText"/>
       </w:pPr>
       <w:r>
-        <w:t xml:space="preserve">The Shapiro–Wilk result is in Table 3. Read</w:t>
+        <w:t xml:space="preserve">The same</w:t>
       </w:r>
       <w:r>
         <w:t xml:space="preserve"> </w:t>
       </w:r>
       <w:r>
         <w:rPr>
-          <w:i/>
-          <w:iCs/>
+          <w:rStyle w:val="VerbatimChar"/>
         </w:rPr>
-        <w:t xml:space="preserve">W</w:t>
-      </w:r>
-      <w:r>
-        <w:t xml:space="preserve"> </w:t>
-      </w:r>
-      <w:r>
-        <w:t xml:space="preserve">and its</w:t>
-      </w:r>
-      <w:r>
-        <w:t xml:space="preserve"> </w:t>
-      </w:r>
-      <w:r>
-        <w:rPr>
-          <w:i/>
-          <w:iCs/>
-        </w:rPr>
-        <w:t xml:space="preserve">p</w:t>
-      </w:r>
-      <w:r>
-        <w:t xml:space="preserve">-value there, then</w:t>
-      </w:r>
-      <w:r>
-        <w:t xml:space="preserve"> </w:t>
-      </w:r>
-      <w:r>
-        <w:t xml:space="preserve">compare that verdict with the normal Q-Q panel of Figure 2.</w:t>
-      </w:r>
-    </w:p>
-    <w:bookmarkEnd w:id="21"/>
-    <w:bookmarkStart w:id="22" w:name="predicting-leaf-area"/>
-    <w:p>
-      <w:pPr>
-        <w:pStyle w:val="Heading2"/>
-      </w:pPr>
-      <w:r>
-        <w:t xml:space="preserve">3.3 Predicting leaf area</w:t>
+        <w:t xml:space="preserve">predict()</w:t>
+      </w:r>
+      <w:r>
+        <w:t xml:space="preserve"> </w:t>
+      </w:r>
+      <w:r>
+        <w:t xml:space="preserve">call converts a whole column at once. Table 5 applies the</w:t>
+      </w:r>
+      <w:r>
+        <w:t xml:space="preserve"> </w:t>
+      </w:r>
+      <w:r>
+        <w:t xml:space="preserve">calibration to every leaf in our class data set, then summarizes the predicted</w:t>
+      </w:r>
+      <w:r>
+        <w:t xml:space="preserve"> </w:t>
+      </w:r>
+      <w:r>
+        <w:t xml:space="preserve">areas by side of the tree.</w:t>
       </w:r>
     </w:p>
     <w:p>
@@ -1171,7 +1421,7 @@
         <w:pStyle w:val="TableCaption"/>
       </w:pPr>
       <w:r>
-        <w:t xml:space="preserve">Table 4. Predicted leaf area for two example paper tracings, from the calibration equation.</w:t>
+        <w:t xml:space="preserve">Table 5. Predicted leaf area by side of the tree. Leaves whose tracings were never weighed are excluded.</w:t>
       </w:r>
     </w:p>
     <w:tbl>
@@ -1179,12 +1429,13 @@
         <w:tblStyle w:val="Table"/>
         <w:tblW w:type="auto" w:w="0"/>
         <w:tblLook w:firstRow="1" w:lastRow="0" w:firstColumn="0" w:lastColumn="0" w:noHBand="0" w:noVBand="0" w:val="0020"/>
-        <w:tblCaption w:val="Table 4. Predicted leaf area for two example paper tracings, from the calibration equation."/>
+        <w:tblCaption w:val="Table 5. Predicted leaf area by side of the tree. Leaves whose tracings were never weighed are excluded."/>
       </w:tblPr>
       <w:tblGrid>
-        <w:gridCol w:w="2640"/>
-        <w:gridCol w:w="2640"/>
-        <w:gridCol w:w="2640"/>
+        <w:gridCol w:w="1980"/>
+        <w:gridCol w:w="1980"/>
+        <w:gridCol w:w="1980"/>
+        <w:gridCol w:w="1980"/>
       </w:tblGrid>
       <w:tr>
         <w:trPr>
@@ -1198,31 +1449,43 @@
               <w:jc w:val="left"/>
             </w:pPr>
             <w:r>
-              <w:t xml:space="preserve">Tracing</w:t>
-            </w:r>
-          </w:p>
-        </w:tc>
-        <w:tc>
-          <w:tcPr/>
-          <w:p>
-            <w:pPr>
-              <w:pStyle w:val="Compact"/>
-              <w:jc w:val="right"/>
-            </w:pPr>
-            <w:r>
-              <w:t xml:space="preserve">Mass (g)</w:t>
-            </w:r>
-          </w:p>
-        </w:tc>
-        <w:tc>
-          <w:tcPr/>
-          <w:p>
-            <w:pPr>
-              <w:pStyle w:val="Compact"/>
-              <w:jc w:val="right"/>
-            </w:pPr>
-            <w:r>
-              <w:t xml:space="preserve">Predicted area (cm²)</w:t>
+              <w:t xml:space="preserve">Side</w:t>
+            </w:r>
+          </w:p>
+        </w:tc>
+        <w:tc>
+          <w:tcPr/>
+          <w:p>
+            <w:pPr>
+              <w:pStyle w:val="Compact"/>
+              <w:jc w:val="right"/>
+            </w:pPr>
+            <w:r>
+              <w:t xml:space="preserve">n</w:t>
+            </w:r>
+          </w:p>
+        </w:tc>
+        <w:tc>
+          <w:tcPr/>
+          <w:p>
+            <w:pPr>
+              <w:pStyle w:val="Compact"/>
+              <w:jc w:val="right"/>
+            </w:pPr>
+            <w:r>
+              <w:t xml:space="preserve">Mean area (cm²)</w:t>
+            </w:r>
+          </w:p>
+        </w:tc>
+        <w:tc>
+          <w:tcPr/>
+          <w:p>
+            <w:pPr>
+              <w:pStyle w:val="Compact"/>
+              <w:jc w:val="right"/>
+            </w:pPr>
+            <w:r>
+              <w:t xml:space="preserve">SD (cm²)</w:t>
             </w:r>
           </w:p>
         </w:tc>
@@ -1236,31 +1499,43 @@
               <w:jc w:val="left"/>
             </w:pPr>
             <w:r>
-              <w:t xml:space="preserve">sunny-side</w:t>
-            </w:r>
-          </w:p>
-        </w:tc>
-        <w:tc>
-          <w:tcPr/>
-          <w:p>
-            <w:pPr>
-              <w:pStyle w:val="Compact"/>
-              <w:jc w:val="right"/>
-            </w:pPr>
-            <w:r>
-              <w:t xml:space="preserve">0.092</w:t>
-            </w:r>
-          </w:p>
-        </w:tc>
-        <w:tc>
-          <w:tcPr/>
-          <w:p>
-            <w:pPr>
-              <w:pStyle w:val="Compact"/>
-              <w:jc w:val="right"/>
-            </w:pPr>
-            <w:r>
-              <w:t xml:space="preserve">12.3</w:t>
+              <w:t xml:space="preserve">shady</w:t>
+            </w:r>
+          </w:p>
+        </w:tc>
+        <w:tc>
+          <w:tcPr/>
+          <w:p>
+            <w:pPr>
+              <w:pStyle w:val="Compact"/>
+              <w:jc w:val="right"/>
+            </w:pPr>
+            <w:r>
+              <w:t xml:space="preserve">21</w:t>
+            </w:r>
+          </w:p>
+        </w:tc>
+        <w:tc>
+          <w:tcPr/>
+          <w:p>
+            <w:pPr>
+              <w:pStyle w:val="Compact"/>
+              <w:jc w:val="right"/>
+            </w:pPr>
+            <w:r>
+              <w:t xml:space="preserve">36.7</w:t>
+            </w:r>
+          </w:p>
+        </w:tc>
+        <w:tc>
+          <w:tcPr/>
+          <w:p>
+            <w:pPr>
+              <w:pStyle w:val="Compact"/>
+              <w:jc w:val="right"/>
+            </w:pPr>
+            <w:r>
+              <w:t xml:space="preserve">5.8</w:t>
             </w:r>
           </w:p>
         </w:tc>
@@ -1274,31 +1549,43 @@
               <w:jc w:val="left"/>
             </w:pPr>
             <w:r>
-              <w:t xml:space="preserve">shady-side</w:t>
-            </w:r>
-          </w:p>
-        </w:tc>
-        <w:tc>
-          <w:tcPr/>
-          <w:p>
-            <w:pPr>
-              <w:pStyle w:val="Compact"/>
-              <w:jc w:val="right"/>
-            </w:pPr>
-            <w:r>
-              <w:t xml:space="preserve">0.138</w:t>
-            </w:r>
-          </w:p>
-        </w:tc>
-        <w:tc>
-          <w:tcPr/>
-          <w:p>
-            <w:pPr>
-              <w:pStyle w:val="Compact"/>
-              <w:jc w:val="right"/>
-            </w:pPr>
-            <w:r>
-              <w:t xml:space="preserve">18.3</w:t>
+              <w:t xml:space="preserve">sunny</w:t>
+            </w:r>
+          </w:p>
+        </w:tc>
+        <w:tc>
+          <w:tcPr/>
+          <w:p>
+            <w:pPr>
+              <w:pStyle w:val="Compact"/>
+              <w:jc w:val="right"/>
+            </w:pPr>
+            <w:r>
+              <w:t xml:space="preserve">19</w:t>
+            </w:r>
+          </w:p>
+        </w:tc>
+        <w:tc>
+          <w:tcPr/>
+          <w:p>
+            <w:pPr>
+              <w:pStyle w:val="Compact"/>
+              <w:jc w:val="right"/>
+            </w:pPr>
+            <w:r>
+              <w:t xml:space="preserve">36.0</w:t>
+            </w:r>
+          </w:p>
+        </w:tc>
+        <w:tc>
+          <w:tcPr/>
+          <w:p>
+            <w:pPr>
+              <w:pStyle w:val="Compact"/>
+              <w:jc w:val="right"/>
+            </w:pPr>
+            <w:r>
+              <w:t xml:space="preserve">11.5</w:t>
             </w:r>
           </w:p>
         </w:tc>
@@ -1309,24 +1596,24 @@
         <w:pStyle w:val="BodyText"/>
       </w:pPr>
       <w:r>
-        <w:t xml:space="preserve">Table 4 applies the calibration equation to two example tracings. The heavier</w:t>
-      </w:r>
-      <w:r>
-        <w:t xml:space="preserve"> </w:t>
-      </w:r>
-      <w:r>
-        <w:t xml:space="preserve">shady-side tracing has the larger predicted area — consistent with our earlier</w:t>
-      </w:r>
-      <w:r>
-        <w:t xml:space="preserve"> </w:t>
-      </w:r>
-      <w:r>
-        <w:t xml:space="preserve">finding that shady leaves are larger.</w:t>
+        <w:t xml:space="preserve">Table 5 reports the predicted areas in the units we wanted. The two sides differ</w:t>
+      </w:r>
+      <w:r>
+        <w:t xml:space="preserve"> </w:t>
+      </w:r>
+      <w:r>
+        <w:t xml:space="preserve">by about a square centimetre — the same story the Welch’s t-test told us about</w:t>
+      </w:r>
+      <w:r>
+        <w:t xml:space="preserve"> </w:t>
+      </w:r>
+      <w:r>
+        <w:t xml:space="preserve">leaf mass.</w:t>
       </w:r>
     </w:p>
-    <w:bookmarkEnd w:id="22"/>
-    <w:bookmarkEnd w:id="23"/>
-    <w:bookmarkStart w:id="24" w:name="discussion"/>
+    <w:bookmarkEnd w:id="19"/>
+    <w:bookmarkEnd w:id="20"/>
+    <w:bookmarkStart w:id="21" w:name="discussion"/>
     <w:p>
       <w:pPr>
         <w:pStyle w:val="Heading1"/>
@@ -1350,19 +1637,25 @@
         <w:t xml:space="preserve"> </w:t>
       </w:r>
       <w:r>
-        <w:t xml:space="preserve">Did the calibration fit well (look at R² and</w:t>
-      </w:r>
-      <w:r>
-        <w:t xml:space="preserve"> </w:t>
-      </w:r>
-      <w:r>
-        <w:t xml:space="preserve">Figure 1)? Did the residual plot and Shapiro–Wilk support the assumptions? Why</w:t>
-      </w:r>
-      <w:r>
-        <w:t xml:space="preserve"> </w:t>
-      </w:r>
-      <w:r>
-        <w:t xml:space="preserve">is working in</w:t>
+        <w:t xml:space="preserve">Did the calibration fit well — what do R² in</w:t>
+      </w:r>
+      <w:r>
+        <w:t xml:space="preserve"> </w:t>
+      </w:r>
+      <w:r>
+        <w:t xml:space="preserve">Table 1 and Figure 1 say? What did the residual checks in Figure 2 and Table 3</w:t>
+      </w:r>
+      <w:r>
+        <w:t xml:space="preserve"> </w:t>
+      </w:r>
+      <w:r>
+        <w:t xml:space="preserve">show, and what does that mean for how far you would trust the curve? Why is</w:t>
+      </w:r>
+      <w:r>
+        <w:t xml:space="preserve"> </w:t>
+      </w:r>
+      <w:r>
+        <w:t xml:space="preserve">working in</w:t>
       </w:r>
       <w:r>
         <w:t xml:space="preserve"> </w:t>
@@ -1378,7 +1671,7 @@
         <w:t xml:space="preserve"> </w:t>
       </w:r>
       <w:r>
-        <w:t xml:space="preserve">(cm²) more biologically meaningful than raw</w:t>
+        <w:t xml:space="preserve">(cm²) more useful to a reader than raw tracing</w:t>
       </w:r>
       <w:r>
         <w:t xml:space="preserve"> </w:t>
@@ -1406,11 +1699,11 @@
         <w:t xml:space="preserve"> </w:t>
       </w:r>
       <w:r>
-        <w:t xml:space="preserve">paragraph you drafted in the worksheet.</w:t>
+        <w:t xml:space="preserve">paragraph you wrote in the activity.</w:t>
       </w:r>
     </w:p>
-    <w:bookmarkEnd w:id="24"/>
-    <w:bookmarkStart w:id="26" w:name="references"/>
+    <w:bookmarkEnd w:id="21"/>
+    <w:bookmarkStart w:id="23" w:name="references"/>
     <w:p>
       <w:pPr>
         <w:pStyle w:val="Heading1"/>
@@ -1477,7 +1770,7 @@
       <w:r>
         <w:t xml:space="preserve"> </w:t>
       </w:r>
-      <w:hyperlink r:id="rId25">
+      <w:hyperlink r:id="rId22">
         <w:r>
           <w:rPr>
             <w:rStyle w:val="Hyperlink"/>
@@ -1486,7 +1779,7 @@
         </w:r>
       </w:hyperlink>
     </w:p>
-    <w:bookmarkEnd w:id="26"/>
+    <w:bookmarkEnd w:id="23"/>
     <w:sectPr>
       <w:pgSz w:h="15840" w:w="12240"/>
       <w:pgMar w:bottom="720" w:footer="432" w:gutter="0" w:header="432" w:left="720" w:right="1008" w:top="720"/>

--- a/docs/content/regression/regression_analysis_report.docx
+++ b/docs/content/regression/regression_analysis_report.docx
@@ -31,7 +31,7 @@
         <w:pStyle w:val="Date"/>
       </w:pPr>
       <w:r>
-        <w:t xml:space="preserve">2026-10-05</w:t>
+        <w:t xml:space="preserve">2026-10-08</w:t>
       </w:r>
     </w:p>
     <w:sdt>

--- a/docs/content/regression/regression_analysis_report.docx
+++ b/docs/content/regression/regression_analysis_report.docx
@@ -31,7 +31,7 @@
         <w:pStyle w:val="Date"/>
       </w:pPr>
       <w:r>
-        <w:t xml:space="preserve">2026-10-08</w:t>
+        <w:t xml:space="preserve">2026-10-09</w:t>
       </w:r>
     </w:p>
     <w:sdt>

--- a/docs/content/regression/regression_analysis_report.docx
+++ b/docs/content/regression/regression_analysis_report.docx
@@ -31,7 +31,7 @@
         <w:pStyle w:val="Date"/>
       </w:pPr>
       <w:r>
-        <w:t xml:space="preserve">2026-10-09</w:t>
+        <w:t xml:space="preserve">2026-10-19</w:t>
       </w:r>
     </w:p>
     <w:sdt>

--- a/docs/content/regression/regression_analysis_report.docx
+++ b/docs/content/regression/regression_analysis_report.docx
@@ -31,7 +31,7 @@
         <w:pStyle w:val="Date"/>
       </w:pPr>
       <w:r>
-        <w:t xml:space="preserve">2026-10-19</w:t>
+        <w:t xml:space="preserve">2026-10-22</w:t>
       </w:r>
     </w:p>
     <w:sdt>
